--- a/backstage_process.docx
+++ b/backstage_process.docx
@@ -1623,9 +1623,6 @@
     <w:p>
       <w:pPr>
         <w:ind w:firstLine="720"/>
-        <w:rPr>
-          <w:lang w:val="en-US"/>
-        </w:rPr>
       </w:pPr>
       <w:hyperlink r:id="rId20" w:anchor="sign-in-configuration" w:history="1">
         <w:r>
@@ -1639,6 +1636,73 @@
       </w:hyperlink>
     </w:p>
     <w:p>
+      <w:r>
+        <w:t>otherwise, make sure you verify from the documentation:</w:t>
+      </w:r>
+    </w:p>
+    <w:p>
+      <w:r>
+        <w:t xml:space="preserve">Add the following lines to </w:t>
+      </w:r>
+      <w:r>
+        <w:rPr>
+          <w:highlight w:val="yellow"/>
+        </w:rPr>
+        <w:t>packages/app/src/App.tsx</w:t>
+      </w:r>
+      <w:r>
+        <w:t>:</w:t>
+      </w:r>
+    </w:p>
+    <w:p>
+      <w:pPr>
+        <w:rPr>
+          <w:lang w:val="en-US"/>
+        </w:rPr>
+      </w:pPr>
+      <w:r>
+        <w:rPr>
+          <w:lang w:val="en-US"/>
+        </w:rPr>
+        <w:lastRenderedPageBreak/>
+        <w:drawing>
+          <wp:inline distT="0" distB="0" distL="0" distR="0" wp14:anchorId="6D4D7ACA" wp14:editId="65E98CFD">
+            <wp:extent cx="5731510" cy="4684395"/>
+            <wp:effectExtent l="0" t="0" r="2540" b="1905"/>
+            <wp:docPr id="228893561" name="Picture 1"/>
+            <wp:cNvGraphicFramePr>
+              <a:graphicFrameLocks xmlns:a="http://schemas.openxmlformats.org/drawingml/2006/main" noChangeAspect="1"/>
+            </wp:cNvGraphicFramePr>
+            <a:graphic xmlns:a="http://schemas.openxmlformats.org/drawingml/2006/main">
+              <a:graphicData uri="http://schemas.openxmlformats.org/drawingml/2006/picture">
+                <pic:pic xmlns:pic="http://schemas.openxmlformats.org/drawingml/2006/picture">
+                  <pic:nvPicPr>
+                    <pic:cNvPr id="228893561" name=""/>
+                    <pic:cNvPicPr/>
+                  </pic:nvPicPr>
+                  <pic:blipFill>
+                    <a:blip r:embed="rId21"/>
+                    <a:stretch>
+                      <a:fillRect/>
+                    </a:stretch>
+                  </pic:blipFill>
+                  <pic:spPr>
+                    <a:xfrm>
+                      <a:off x="0" y="0"/>
+                      <a:ext cx="5731510" cy="4684395"/>
+                    </a:xfrm>
+                    <a:prstGeom prst="rect">
+                      <a:avLst/>
+                    </a:prstGeom>
+                  </pic:spPr>
+                </pic:pic>
+              </a:graphicData>
+            </a:graphic>
+          </wp:inline>
+        </w:drawing>
+      </w:r>
+    </w:p>
+    <w:p>
       <w:pPr>
         <w:rPr>
           <w:lang w:val="en-US"/>
@@ -1656,7 +1720,7 @@
         </w:rPr>
         <w:t xml:space="preserve">we are going to create a whitelist of users that can access into our backstage. Start with a simple search “backstage GitHub” and navigate to here: </w:t>
       </w:r>
-      <w:hyperlink r:id="rId21" w:history="1">
+      <w:hyperlink r:id="rId22" w:history="1">
         <w:r>
           <w:rPr>
             <w:rStyle w:val="Hyperlink"/>
@@ -1708,6 +1772,7 @@
       </w:pPr>
       <w:r>
         <w:rPr>
+          <w:noProof/>
           <w:lang w:val="en-US"/>
         </w:rPr>
         <w:lastRenderedPageBreak/>
@@ -1727,7 +1792,7 @@
                     <pic:cNvPicPr/>
                   </pic:nvPicPr>
                   <pic:blipFill>
-                    <a:blip r:embed="rId22"/>
+                    <a:blip r:embed="rId23"/>
                     <a:stretch>
                       <a:fillRect/>
                     </a:stretch>
@@ -1835,13 +1900,7 @@
           <w:lang w:val="en-US"/>
         </w:rPr>
         <w:tab/>
-        <w:t xml:space="preserve">cd </w:t>
-      </w:r>
-      <w:r>
-        <w:rPr>
-          <w:lang w:val="en-US"/>
-        </w:rPr>
-        <w:t>catalog/entities</w:t>
+        <w:t>cd catalog/entities</w:t>
       </w:r>
     </w:p>
     <w:p>
@@ -1912,6 +1971,7 @@
       </w:pPr>
       <w:r>
         <w:rPr>
+          <w:noProof/>
           <w:lang w:val="en-US"/>
         </w:rPr>
         <w:drawing>
@@ -1930,7 +1990,7 @@
                     <pic:cNvPicPr/>
                   </pic:nvPicPr>
                   <pic:blipFill>
-                    <a:blip r:embed="rId23"/>
+                    <a:blip r:embed="rId24"/>
                     <a:stretch>
                       <a:fillRect/>
                     </a:stretch>
@@ -2051,6 +2111,7 @@
       </w:pPr>
       <w:r>
         <w:rPr>
+          <w:noProof/>
           <w:lang w:val="en-US"/>
         </w:rPr>
         <w:lastRenderedPageBreak/>
@@ -2070,7 +2131,7 @@
                     <pic:cNvPicPr/>
                   </pic:nvPicPr>
                   <pic:blipFill>
-                    <a:blip r:embed="rId24"/>
+                    <a:blip r:embed="rId25"/>
                     <a:stretch>
                       <a:fillRect/>
                     </a:stretch>
@@ -2099,6 +2160,7 @@
       </w:pPr>
       <w:r>
         <w:rPr>
+          <w:noProof/>
           <w:lang w:val="en-US"/>
         </w:rPr>
         <w:drawing>
@@ -2117,7 +2179,7 @@
                     <pic:cNvPicPr/>
                   </pic:nvPicPr>
                   <pic:blipFill>
-                    <a:blip r:embed="rId25"/>
+                    <a:blip r:embed="rId26"/>
                     <a:stretch>
                       <a:fillRect/>
                     </a:stretch>
@@ -2184,7 +2246,7 @@
         </w:rPr>
         <w:t xml:space="preserve">Then open a browser and enter </w:t>
       </w:r>
-      <w:hyperlink r:id="rId26" w:history="1">
+      <w:hyperlink r:id="rId27" w:history="1">
         <w:r>
           <w:rPr>
             <w:rStyle w:val="Hyperlink"/>
@@ -2227,7 +2289,7 @@
                     <pic:cNvPicPr/>
                   </pic:nvPicPr>
                   <pic:blipFill>
-                    <a:blip r:embed="rId27"/>
+                    <a:blip r:embed="rId28"/>
                     <a:stretch>
                       <a:fillRect/>
                     </a:stretch>
@@ -2263,6 +2325,7 @@
       </w:pPr>
       <w:r>
         <w:rPr>
+          <w:noProof/>
           <w:lang w:val="en-US"/>
         </w:rPr>
         <w:lastRenderedPageBreak/>
@@ -2282,7 +2345,7 @@
                     <pic:cNvPicPr/>
                   </pic:nvPicPr>
                   <pic:blipFill>
-                    <a:blip r:embed="rId28"/>
+                    <a:blip r:embed="rId29"/>
                     <a:stretch>
                       <a:fillRect/>
                     </a:stretch>
